--- a/CV-Nosheene-Mohammad.docx
+++ b/CV-Nosheene-Mohammad.docx
@@ -59,7 +59,7 @@
           <w:sz w:val="20"/>
           <w:lang w:val="fr-FR" w:eastAsia="fr-FR"/>
         </w:rPr>
-        <w:t xml:space="preserve">Ozoir-la-Ferrière  ·  06 84 47 71 19  ·  </w:t>
+        <w:t xml:space="preserve">06 84 47 71 19  ·  </w:t>
       </w:r>
       <w:hyperlink r:id="rId9">
         <w:r>
